--- a/public/docs/FuelSync_Neuro.docx
+++ b/public/docs/FuelSync_Neuro.docx
@@ -776,21 +776,109 @@
           <w:sz w:val="24"/>
           <w:szCs w:val="24"/>
         </w:rPr>
-        <w:t xml:space="preserve">The National Disability Insurance Scheme is the mechanism that transforms FuelSync Neuro from a specialised consumer product into a funded, defensible revenue stream. Understanding the funding pathway is essential to understanding why this market opportunity is both real and currently uncontested.</w:t>
-      </w:r>
-    </w:p>
-    <w:p>
-      <w:pPr>
-        <w:spacing w:after="200" w:before="0"/>
-      </w:pPr>
-      <w:r>
-        <w:rPr>
-          <w:rFonts w:ascii="Arial" w:cs="Arial" w:eastAsia="Arial" w:hAnsi="Arial"/>
-          <w:color w:val="4A4A6A"/>
-          <w:sz w:val="24"/>
-          <w:szCs w:val="24"/>
-        </w:rPr>
-        <w:t xml:space="preserve">Updated NDIS support guidance (from October 2024 onwards) confirms that the scheme can fund digital tools and apps for accessibility and daily living support when they meet 'reasonable and necessary' criteria and align with the participant's plan. Relevant NDIS support categories that can encompass FuelSync Neuro include:</w:t>
+        <w:t xml:space="preserve">The National Disability Insurance Scheme is the mechanism that transforms FuelSync Neuro from a specialised consumer product into a funded revenue stream. Understanding how the pathway actually works is essential — the research reveals it is more nuanced than a simple app subscription model, but no less viable.</w:t>
+      </w:r>
+    </w:p>
+    <w:p>
+      <w:pPr>
+        <w:spacing w:after="200" w:before="0"/>
+      </w:pPr>
+      <w:r>
+        <w:rPr>
+          <w:rFonts w:ascii="Arial" w:cs="Arial" w:eastAsia="Arial" w:hAnsi="Arial"/>
+          <w:color w:val="4A4A6A"/>
+          <w:sz w:val="24"/>
+          <w:szCs w:val="24"/>
+        </w:rPr>
+        <w:t xml:space="preserve">The NDIS does not fund apps by name or maintain a register of approved products. Instead, it funds support categories, and digital tools are funded when they meet 'reasonable and necessary' criteria within those categories. The approval is case-by-case, tied to a participant's specific disability-related goals and backed by allied health professional recommendations.</w:t>
+      </w:r>
+    </w:p>
+    <w:p>
+      <w:pPr>
+        <w:spacing w:after="200" w:before="0"/>
+      </w:pPr>
+      <w:r>
+        <w:rPr>
+          <w:rFonts w:ascii="Arial" w:cs="Arial" w:eastAsia="Arial" w:hAnsi="Arial"/>
+          <w:color w:val="4A4A6A"/>
+          <w:sz w:val="24"/>
+          <w:szCs w:val="24"/>
+        </w:rPr>
+        <w:t xml:space="preserve">The two most viable funding pathways for FuelSync Neuro:</w:t>
+      </w:r>
+    </w:p>
+    <w:p>
+      <w:pPr>
+        <w:spacing w:after="200" w:before="0"/>
+      </w:pPr>
+      <w:r>
+        <w:rPr>
+          <w:rFonts w:ascii="Arial" w:cs="Arial" w:eastAsia="Arial" w:hAnsi="Arial"/>
+          <w:b/>
+          <w:bCs/>
+          <w:color w:val="1A1A2E"/>
+          <w:sz w:val="24"/>
+          <w:szCs w:val="24"/>
+        </w:rPr>
+        <w:t xml:space="preserve">Pathway 1 — Category 15 (Improved Daily Living)</w:t>
+      </w:r>
+    </w:p>
+    <w:p>
+      <w:pPr>
+        <w:spacing w:after="200" w:before="0"/>
+      </w:pPr>
+      <w:r>
+        <w:rPr>
+          <w:rFonts w:ascii="Arial" w:cs="Arial" w:eastAsia="Arial" w:hAnsi="Arial"/>
+          <w:color w:val="4A4A6A"/>
+          <w:sz w:val="24"/>
+          <w:szCs w:val="24"/>
+        </w:rPr>
+        <w:t xml:space="preserve">This is the primary pathway used by currently funded apps in Australia. An occupational therapist or NDIS-registered dietitian incorporates FuelSync Neuro into a structured therapy program for participants with food-related functional impairments — autism, intellectual disability, or acquired brain injury. Real examples of apps currently funded through this pathway include ChoiceWorks (visual schedule and emotion regulation), DayCape (visual daily planning), and Birdhouse for Autism (behaviour and health tracking for carers). FuelSync Neuro's sensory profiling and safe-food architecture places it directly in this category.</w:t>
+      </w:r>
+    </w:p>
+    <w:p>
+      <w:pPr>
+        <w:spacing w:after="200" w:before="0"/>
+      </w:pPr>
+      <w:r>
+        <w:rPr>
+          <w:rFonts w:ascii="Arial" w:cs="Arial" w:eastAsia="Arial" w:hAnsi="Arial"/>
+          <w:b/>
+          <w:bCs/>
+          <w:color w:val="1A1A2E"/>
+          <w:sz w:val="24"/>
+          <w:szCs w:val="24"/>
+        </w:rPr>
+        <w:t xml:space="preserve">Pathway 2 — Core Consumables (Low-cost AT under $1,500)</w:t>
+      </w:r>
+    </w:p>
+    <w:p>
+      <w:pPr>
+        <w:spacing w:after="200" w:before="0"/>
+      </w:pPr>
+      <w:r>
+        <w:rPr>
+          <w:rFonts w:ascii="Arial" w:cs="Arial" w:eastAsia="Arial" w:hAnsi="Arial"/>
+          <w:color w:val="4A4A6A"/>
+          <w:sz w:val="24"/>
+          <w:szCs w:val="24"/>
+        </w:rPr>
+        <w:t xml:space="preserve">An alternative for lower-cost tools where an allied health professional frames the app as an assistive technology directly tied to a participant's disability-related needs. This pathway does not require full AT approval and can move faster. It is explicitly listed as a funding option for apps in guidance from My Plan Manager and Leap In.</w:t>
+      </w:r>
+    </w:p>
+    <w:p>
+      <w:pPr>
+        <w:spacing w:after="200" w:before="0"/>
+      </w:pPr>
+      <w:r>
+        <w:rPr>
+          <w:rFonts w:ascii="Arial" w:cs="Arial" w:eastAsia="Arial" w:hAnsi="Arial"/>
+          <w:color w:val="4A4A6A"/>
+          <w:sz w:val="24"/>
+          <w:szCs w:val="24"/>
+        </w:rPr>
+        <w:t xml:space="preserve">The approval process for either pathway requires:</w:t>
       </w:r>
     </w:p>
     <w:p>
@@ -809,7 +897,7 @@
           <w:sz w:val="24"/>
           <w:szCs w:val="24"/>
         </w:rPr>
-        <w:t xml:space="preserve">Daily personal activities — supporting meal preparation and food-related daily living skills</w:t>
+        <w:t xml:space="preserve">Evidence that the tool is a disability-related support, not a general lifestyle product — FuelSync Neuro's autism-specific architecture and sensory profiling satisfies this directly</w:t>
       </w:r>
     </w:p>
     <w:p>
@@ -828,7 +916,7 @@
           <w:sz w:val="24"/>
           <w:szCs w:val="24"/>
         </w:rPr>
-        <w:t xml:space="preserve">Capacity building — developing skills and independence in food decision-making and routine management</w:t>
+        <w:t xml:space="preserve">Alignment with NDIS reasonable and necessary criteria</w:t>
       </w:r>
     </w:p>
     <w:p>
@@ -847,111 +935,21 @@
           <w:sz w:val="24"/>
           <w:szCs w:val="24"/>
         </w:rPr>
-        <w:t xml:space="preserve">Assistive technology — apps and digital supports that assist with communication, planning, or sensory regulation</w:t>
-      </w:r>
-    </w:p>
-    <w:p>
-      <w:pPr>
-        <w:pStyle w:val="ListParagraph"/>
-        <w:numPr>
-          <w:ilvl w:val="0"/>
-          <w:numId w:val="2"/>
-        </w:numPr>
-        <w:spacing w:after="160" w:before="0"/>
-      </w:pPr>
-      <w:r>
-        <w:rPr>
-          <w:rFonts w:ascii="Arial" w:cs="Arial" w:eastAsia="Arial" w:hAnsi="Arial"/>
-          <w:color w:val="4A4A6A"/>
-          <w:sz w:val="24"/>
-          <w:szCs w:val="24"/>
-        </w:rPr>
-        <w:t xml:space="preserve">Low-cost AT (under $1,500) — includes apps explicitly mentioned in guidance from My Plan Manager and Leap In</w:t>
-      </w:r>
-    </w:p>
-    <w:p>
-      <w:pPr>
-        <w:spacing w:after="200" w:before="0"/>
-      </w:pPr>
-      <w:r>
-        <w:rPr>
-          <w:rFonts w:ascii="Arial" w:cs="Arial" w:eastAsia="Arial" w:hAnsi="Arial"/>
-          <w:color w:val="4A4A6A"/>
-          <w:sz w:val="24"/>
-          <w:szCs w:val="24"/>
-        </w:rPr>
-        <w:t xml:space="preserve">The approval pathway for FuelSync Neuro as an NDIS-funded support requires:</w:t>
-      </w:r>
-    </w:p>
-    <w:p>
-      <w:pPr>
-        <w:pStyle w:val="ListParagraph"/>
-        <w:numPr>
-          <w:ilvl w:val="0"/>
-          <w:numId w:val="2"/>
-        </w:numPr>
-        <w:spacing w:after="160" w:before="0"/>
-      </w:pPr>
-      <w:r>
-        <w:rPr>
-          <w:rFonts w:ascii="Arial" w:cs="Arial" w:eastAsia="Arial" w:hAnsi="Arial"/>
-          <w:color w:val="4A4A6A"/>
-          <w:sz w:val="24"/>
-          <w:szCs w:val="24"/>
-        </w:rPr>
-        <w:t xml:space="preserve">Evidence that the app is a disability-related support, not a general lifestyle product — FuelSync Neuro's sensory profiling, safe-food tracking, and autism-specific architecture satisfies this directly</w:t>
-      </w:r>
-    </w:p>
-    <w:p>
-      <w:pPr>
-        <w:pStyle w:val="ListParagraph"/>
-        <w:numPr>
-          <w:ilvl w:val="0"/>
-          <w:numId w:val="2"/>
-        </w:numPr>
-        <w:spacing w:after="160" w:before="0"/>
-      </w:pPr>
-      <w:r>
-        <w:rPr>
-          <w:rFonts w:ascii="Arial" w:cs="Arial" w:eastAsia="Arial" w:hAnsi="Arial"/>
-          <w:color w:val="4A4A6A"/>
-          <w:sz w:val="24"/>
-          <w:szCs w:val="24"/>
-        </w:rPr>
-        <w:t xml:space="preserve">Alignment with NDIS reasonable and necessary criteria, and confirmation it does not duplicate mainstream health services</w:t>
-      </w:r>
-    </w:p>
-    <w:p>
-      <w:pPr>
-        <w:pStyle w:val="ListParagraph"/>
-        <w:numPr>
-          <w:ilvl w:val="0"/>
-          <w:numId w:val="2"/>
-        </w:numPr>
-        <w:spacing w:after="160" w:before="0"/>
-      </w:pPr>
-      <w:r>
-        <w:rPr>
-          <w:rFonts w:ascii="Arial" w:cs="Arial" w:eastAsia="Arial" w:hAnsi="Arial"/>
-          <w:color w:val="4A4A6A"/>
-          <w:sz w:val="24"/>
-          <w:szCs w:val="24"/>
-        </w:rPr>
-        <w:t xml:space="preserve">Allied health professional support — a letter from an occupational therapist or dietitian supporting its use as assistive technology or a capacity-building tool</w:t>
-      </w:r>
-    </w:p>
-    <w:p>
-      <w:pPr>
-        <w:spacing w:after="200" w:before="0"/>
-      </w:pPr>
-      <w:r>
-        <w:rPr>
-          <w:rFonts w:ascii="Arial" w:cs="Arial" w:eastAsia="Arial" w:hAnsi="Arial"/>
-          <w:color w:val="4A4A6A"/>
-          <w:sz w:val="24"/>
-          <w:szCs w:val="24"/>
-        </w:rPr>
-        <w:t xml:space="preserve">The NDIS does not yet have a dedicated 'digital health apps' funding line. The pathway is currently manual and evidence-driven, requiring a clear case for each participant. FuelSync's strategy is to build the evidence base — working with early NDIS participants, documenting outcomes, and developing a standard allied health recommendation template — that makes the approval process repeatable and scalable.</w:t>
+        <w:t xml:space="preserve">A recommendation letter from a registered OT, dietitian, or behaviour support practitioner</w:t>
+      </w:r>
+    </w:p>
+    <w:p>
+      <w:pPr>
+        <w:spacing w:after="200" w:before="0"/>
+      </w:pPr>
+      <w:r>
+        <w:rPr>
+          <w:rFonts w:ascii="Arial" w:cs="Arial" w:eastAsia="Arial" w:hAnsi="Arial"/>
+          <w:color w:val="4A4A6A"/>
+          <w:sz w:val="24"/>
+          <w:szCs w:val="24"/>
+        </w:rPr>
+        <w:t xml:space="preserve">FuelSync's commercialisation strategy for the NDIS pathway is to build the evidence base that makes approval repeatable — partnering with early NDIS participants, documenting outcomes, and developing a standard allied health recommendation template that practitioners can use efficiently. The goal is not to navigate the system once, but to make the pathway systematic.</w:t>
       </w:r>
     </w:p>
     <w:p>
@@ -1470,7 +1468,7 @@
           <w:sz w:val="24"/>
           <w:szCs w:val="24"/>
         </w:rPr>
-        <w:t xml:space="preserve">At $79/month per NDIS participant, the revenue model removes consumer price sensitivity entirely. NDIS participants fund their subscription through their plan rather than out of pocket. The competitive dynamic shifts from 'is this worth paying for?' to 'does this tool help achieve my NDIS goals?' — a question FuelSync Neuro is specifically architected to answer yes.</w:t>
+        <w:t xml:space="preserve">The revenue projections above assume $79/month per active participant — aligned with higher-touch Australian health subscription benchmarks (One Medical Health, $79–$99/month). Because funding flows through NDIS plans rather than direct consumer payment, price sensitivity is reduced compared with the general consumer market. The competitive question becomes not 'is this worth paying for?' but 'does this tool help the participant achieve their NDIS goals?' — a question FuelSync Neuro is specifically architected to answer.</w:t>
       </w:r>
     </w:p>
     <w:p>
@@ -1486,7 +1484,7 @@
           <w:sz w:val="22"/>
           <w:szCs w:val="22"/>
         </w:rPr>
-        <w:t xml:space="preserve">Sources: PWDA — New NDIS support lists (2024); Leap In — Claiming for Consumables and Low Cost AT (2025); My Plan Manager — NDIS consumables explained (2024); AIDH — Australian Health Apps Assessment Framework (2025)</w:t>
+        <w:t xml:space="preserve">Sources: PWDA — New NDIS support lists (2024); Leap In — Claiming for Consumables and Low Cost AT (2025); Achora — NDIS Funded Apps (2025); AIDH — Australian Health Apps Assessment Framework (2025)</w:t>
       </w:r>
     </w:p>
     <w:p>
